--- a/FP/VP527224/Final/03. 2026-092 Response Schedule (PART 6)_JCE_FILLED_RevG.docx
+++ b/FP/VP527224/Final/03. 2026-092 Response Schedule (PART 6)_JCE_FILLED_RevG.docx
@@ -4319,7 +4319,7 @@
         <w:rPr>
           <w:i w:val="0"/>
         </w:rPr>
-        <w:t xml:space="preserve"> JCE uses Civil 3D, QGIS, DRAINS, MUSIC X, Navisworks and standard office systems, with cloud backup. Partners provide their own specialist software. Contingency: files are held on cloud storage accessible to the nominated backup, and each partner names a backup person.</w:t>
+        <w:t xml:space="preserve"> JCE will deploy a DJI Mavic 3 Enterprise with RTK; flights are planned in DroneDeploy with RTK corrections (AUSCORS or a local base) and checked against independent check points; captures are processed in Autodesk ReCap Pro (point clouds, surfaces and orthophoto) and integrated in Autodesk InfraWorks and Civil 3D. JCE also uses QGIS, DRAINS, MUSIC X, Navisworks and standard office systems, with cloud backup. Partners provide their own specialist software. Contingency: files are held on cloud storage accessible to the nominated backup, and each partner names a backup person.</w:t>
       </w:r>
     </w:p>
     <w:p>
@@ -4499,7 +4499,7 @@
               <w:rPr>
                 <w:sz w:val="17"/>
               </w:rPr>
-              <w:t>Director, JCE. BEng (Hons), MIEAust (EA 11036201), NER application in progress. Civil Design Manager, Langtree Consulting Engineers, Townsville (2025 to 2026); Senior Engineer and Design Manager, SCP Consulting (2023 to 2025), including HMAS Cairns and RAAF Base Townsville; DATSIP subdivisions in Cape York. CV attached.</w:t>
+              <w:t>Director, JCE. BEng (Hons), MIEAust (EA 11036201), NER application in progress. Civil Design Manager, Langtree Consulting Engineers, Townsville (2025 to 2026); Senior Engineer and Design Manager, SCP Consulting (2023 to 2025), including HMAS Cairns and RAAF Base Townsville; DATSIP subdivisions in Cape York. CV attached. Jayden has delivered drone photogrammetry on previous projects, planning automated flight paths in DroneDeploy, capturing with RTK positioning, and processing in Autodesk ReCap Pro to build point clouds and terrain surfaces for use in Autodesk InfraWorks and civil design models.</w:t>
             </w:r>
           </w:p>
         </w:tc>

--- a/FP/VP527224/Final/03. 2026-092 Response Schedule (PART 6)_JCE_FILLED_RevG.docx
+++ b/FP/VP527224/Final/03. 2026-092 Response Schedule (PART 6)_JCE_FILLED_RevG.docx
@@ -4499,7 +4499,7 @@
               <w:rPr>
                 <w:sz w:val="17"/>
               </w:rPr>
-              <w:t>Director, JCE. BEng (Hons), MIEAust (EA 11036201), NER application in progress. Civil Design Manager, Langtree Consulting Engineers, Townsville (2025 to 2026); Senior Engineer and Design Manager, SCP Consulting (2023 to 2025), including HMAS Cairns and RAAF Base Townsville; DATSIP subdivisions in Cape York. CV attached. Jayden has delivered drone photogrammetry on previous projects, planning automated flight paths in DroneDeploy, capturing with RTK positioning, and processing in Autodesk ReCap Pro to build point clouds and terrain surfaces for use in Autodesk InfraWorks and civil design models.</w:t>
+              <w:t>Director, JCE. BEng (Hons), MIEAust (EA 11036201), NER application in progress. Civil Design Manager, Langtree Consulting Engineers, Townsville (2025 to 2026); Senior Engineer and Design Manager, SCP Consulting (2023 to 2025), including HMAS Cairns and RAAF Base Townsville; DATSIP subdivisions in Cape York. CV attached. Jayden has delivered drone photogrammetry on previous projects, planning automated flight paths in DroneDeploy, capturing with RTK positioning, and processing in Autodesk ReCap Pro to build point clouds and terrain surfaces for use in Autodesk InfraWorks and civil design models. Example: farm drainage works for a private rural client (Craig Sullivan), drone photogrammetry with RTK-positioned automated flights processed in ReCap Pro to a terrain surface for the drainage design; referee details available on request.</w:t>
             </w:r>
           </w:p>
         </w:tc>

--- a/FP/VP527224/Final/03. 2026-092 Response Schedule (PART 6)_JCE_FILLED_RevG.docx
+++ b/FP/VP527224/Final/03. 2026-092 Response Schedule (PART 6)_JCE_FILLED_RevG.docx
@@ -4499,7 +4499,7 @@
               <w:rPr>
                 <w:sz w:val="17"/>
               </w:rPr>
-              <w:t>Director, JCE. BEng (Hons), MIEAust (EA 11036201), NER application in progress. Civil Design Manager, Langtree Consulting Engineers, Townsville (2025 to 2026); Senior Engineer and Design Manager, SCP Consulting (2023 to 2025), including HMAS Cairns and RAAF Base Townsville; DATSIP subdivisions in Cape York. CV attached. Jayden has delivered drone photogrammetry on previous projects, planning automated flight paths in DroneDeploy, capturing with RTK positioning, and processing in Autodesk ReCap Pro to build point clouds and terrain surfaces for use in Autodesk InfraWorks and civil design models. Example: farm drainage works for a private rural client (Craig Sullivan), drone photogrammetry with RTK-positioned automated flights processed in ReCap Pro to a terrain surface for the drainage design; referee details available on request.</w:t>
+              <w:t>Director, JCE. BEng (Hons), MIEAust (EA 11036201), NER application in progress. Civil Design Manager, Langtree Consulting Engineers, Townsville (2025 to 2026); Senior Engineer and Design Manager, SCP Consulting (2023 to 2025), including HMAS Cairns and RAAF Base Townsville; DATSIP subdivisions in Cape York. CV attached. Jayden has delivered drone photogrammetry on previous projects, planning automated flight paths in DroneDeploy, capturing RTK-positioned photogrammetry and high-resolution aerial stills and video, and processing in Autodesk ReCap Pro to build point clouds and terrain surfaces for use in Autodesk InfraWorks and civil design models. Example: farm drainage works for a private rural client (Craig Sullivan), drone photogrammetry with RTK-positioned automated flights processed in ReCap Pro to a terrain surface for the drainage design; referee details available on request.</w:t>
             </w:r>
           </w:p>
         </w:tc>

--- a/FP/VP527224/Final/03. 2026-092 Response Schedule (PART 6)_JCE_FILLED_RevG.docx
+++ b/FP/VP527224/Final/03. 2026-092 Response Schedule (PART 6)_JCE_FILLED_RevG.docx
@@ -4594,7 +4594,7 @@
               <w:rPr>
                 <w:sz w:val="17"/>
               </w:rPr>
-              <w:t>RPEQ (Civil) supervision and sign-off</w:t>
+              <w:t>RPEQ supervision and sign-off of JCE engineering outputs</w:t>
             </w:r>
           </w:p>
         </w:tc>
@@ -4611,7 +4611,7 @@
               <w:rPr>
                 <w:sz w:val="17"/>
               </w:rPr>
-              <w:t>Ben Lancini, Lancini Consulting [TBC - Jayden: confirm]</w:t>
+              <w:t>Sunny Lotay (RPEQ, Lotay Civil)</w:t>
             </w:r>
           </w:p>
         </w:tc>
@@ -4645,7 +4645,7 @@
               <w:rPr>
                 <w:sz w:val="17"/>
               </w:rPr>
-              <w:t>CPEng, NER, RPEQ [TBC - Jayden: RPEQ number and CV]</w:t>
+              <w:t>RPEQ. Signs JCE engineering outputs for this commission. CV attached.</w:t>
             </w:r>
           </w:p>
         </w:tc>
@@ -5080,7 +5080,7 @@
               <w:rPr>
                 <w:sz w:val="17"/>
               </w:rPr>
-              <w:t>RPEQ (Civil) supervision and sign-off of JCE inputs</w:t>
+              <w:t>RPEQ supervision and sign-off of JCE engineering outputs</w:t>
             </w:r>
           </w:p>
         </w:tc>
@@ -5097,7 +5097,7 @@
               <w:rPr>
                 <w:sz w:val="17"/>
               </w:rPr>
-              <w:t>Lancini Consulting [TBC - Jayden: confirm and add address]</w:t>
+              <w:t>Lotay Civil (Sunny Lotay)</w:t>
             </w:r>
           </w:p>
         </w:tc>
@@ -5114,7 +5114,7 @@
               <w:rPr>
                 <w:sz w:val="17"/>
               </w:rPr>
-              <w:t>CPEng, NER, RPEQ</w:t>
+              <w:t>RPEQ</w:t>
             </w:r>
           </w:p>
         </w:tc>

--- a/FP/VP527224/Final/03. 2026-092 Response Schedule (PART 6)_JCE_FILLED_RevG.docx
+++ b/FP/VP527224/Final/03. 2026-092 Response Schedule (PART 6)_JCE_FILLED_RevG.docx
@@ -3690,7 +3690,7 @@
         <w:rPr>
           <w:i w:val="0"/>
         </w:rPr>
-        <w:t>Douglas Shire has a population of more than 12,000 and a tourism economy of about $574 million with more than 2,500 jobs, built on the Great Barrier Reef and the Daintree. The closure of the Mossman Mill, COVID-19 and Tropical Cyclone Jasper have shown the need to diversify the economy, and the State's Mossman Transition Plan funds this study. Council has already completed the Port Douglas Waterfront South Tourism and Marine Master Plan (2019) and has argued in its submission on the draft FNQ Regional Plan for a south dock industry precinct, while the draft plan maps Dickson Inlet as a regional biodiversity corridor. Jayden Callen was based in Townsville until 05/2026, managed civil design for remote Cape York communities, and has worked on the client side for a Far North Queensland council.</w:t>
+        <w:t>Douglas Shire has a population of more than 12,000 and a tourism economy of about $574 million with more than 2,500 jobs, built on the Great Barrier Reef and the Daintree. The closure of the Mossman Mill, COVID-19 and Tropical Cyclone Jasper have shown the need to diversify the economy, and the State's Mossman Transition Plan funds this study. Council has already completed the Port Douglas Waterfront South Tourism and Marine Master Plan (2019) and has argued in its submission on the draft FNQ Regional Plan for a south dock industry precinct, while the draft plan maps Dickson Inlet as a regional biodiversity corridor. Jayden Callen was based in Townsville until 05/2026, managed civil design for remote Cape York communities, has delivered engineering for Tablelands Regional Council, and has worked on the client side for a Far North Queensland council.</w:t>
       </w:r>
     </w:p>
     <w:p>
@@ -4005,6 +4005,150 @@
                 <w:sz w:val="17"/>
               </w:rPr>
               <w:t>Client Name and Contact Details</w:t>
+            </w:r>
+          </w:p>
+        </w:tc>
+      </w:tr>
+      <w:tr>
+        <w:trPr>
+          <w:cantSplit/>
+        </w:trPr>
+        <w:tc>
+          <w:tcPr>
+            <w:tcW w:type="dxa" w:w="2551"/>
+          </w:tcPr>
+          <w:p>
+            <w:pPr>
+              <w:keepNext/>
+            </w:pPr>
+            <w:r/>
+            <w:r>
+              <w:rPr>
+                <w:sz w:val="17"/>
+              </w:rPr>
+              <w:t>Floodway rectification, Tablelands Regional Council (QLD)</w:t>
+            </w:r>
+          </w:p>
+        </w:tc>
+        <w:tc>
+          <w:tcPr>
+            <w:tcW w:type="dxa" w:w="3402"/>
+          </w:tcPr>
+          <w:p>
+            <w:pPr>
+              <w:keepNext/>
+            </w:pPr>
+            <w:r/>
+            <w:r>
+              <w:rPr>
+                <w:sz w:val="17"/>
+              </w:rPr>
+              <w:t>Engineering for the rectification of a floodway on Council's road network</w:t>
+            </w:r>
+          </w:p>
+        </w:tc>
+        <w:tc>
+          <w:tcPr>
+            <w:tcW w:type="dxa" w:w="1247"/>
+          </w:tcPr>
+          <w:p>
+            <w:pPr>
+              <w:keepNext/>
+            </w:pPr>
+            <w:r/>
+            <w:r>
+              <w:rPr>
+                <w:sz w:val="17"/>
+              </w:rPr>
+            </w:r>
+          </w:p>
+        </w:tc>
+        <w:tc>
+          <w:tcPr>
+            <w:tcW w:type="dxa" w:w="2438"/>
+          </w:tcPr>
+          <w:p>
+            <w:pPr>
+              <w:keepNext/>
+            </w:pPr>
+            <w:r/>
+            <w:r>
+              <w:rPr>
+                <w:sz w:val="17"/>
+              </w:rPr>
+              <w:t>Darren Quilliam, Tablelands Regional Council; contact details available on request</w:t>
+            </w:r>
+          </w:p>
+        </w:tc>
+      </w:tr>
+      <w:tr>
+        <w:trPr>
+          <w:cantSplit/>
+        </w:trPr>
+        <w:tc>
+          <w:tcPr>
+            <w:tcW w:type="dxa" w:w="2551"/>
+          </w:tcPr>
+          <w:p>
+            <w:pPr>
+              <w:keepNext/>
+            </w:pPr>
+            <w:r/>
+            <w:r>
+              <w:rPr>
+                <w:sz w:val="17"/>
+              </w:rPr>
+              <w:t>Leachate storage facility, Tablelands Regional Council (QLD)</w:t>
+            </w:r>
+          </w:p>
+        </w:tc>
+        <w:tc>
+          <w:tcPr>
+            <w:tcW w:type="dxa" w:w="3402"/>
+          </w:tcPr>
+          <w:p>
+            <w:pPr>
+              <w:keepNext/>
+            </w:pPr>
+            <w:r/>
+            <w:r>
+              <w:rPr>
+                <w:sz w:val="17"/>
+              </w:rPr>
+              <w:t>Engineering for a landfill leachate storage facility</w:t>
+            </w:r>
+          </w:p>
+        </w:tc>
+        <w:tc>
+          <w:tcPr>
+            <w:tcW w:type="dxa" w:w="1247"/>
+          </w:tcPr>
+          <w:p>
+            <w:pPr>
+              <w:keepNext/>
+            </w:pPr>
+            <w:r/>
+            <w:r>
+              <w:rPr>
+                <w:sz w:val="17"/>
+              </w:rPr>
+            </w:r>
+          </w:p>
+        </w:tc>
+        <w:tc>
+          <w:tcPr>
+            <w:tcW w:type="dxa" w:w="2438"/>
+          </w:tcPr>
+          <w:p>
+            <w:pPr>
+              <w:keepNext/>
+            </w:pPr>
+            <w:r/>
+            <w:r>
+              <w:rPr>
+                <w:sz w:val="17"/>
+              </w:rPr>
+              <w:t>Darren Quilliam, Tablelands Regional Council; contact details available on request</w:t>
             </w:r>
           </w:p>
         </w:tc>
@@ -4499,7 +4643,7 @@
               <w:rPr>
                 <w:sz w:val="17"/>
               </w:rPr>
-              <w:t>Director, JCE. BEng (Hons), MIEAust (EA 11036201), NER application in progress. Civil Design Manager, Langtree Consulting Engineers, Townsville (2025 to 2026); Senior Engineer and Design Manager, SCP Consulting (2023 to 2025), including HMAS Cairns and RAAF Base Townsville; DATSIP subdivisions in Cape York. CV attached. Jayden has delivered drone photogrammetry on previous projects, planning automated flight paths in DroneDeploy, capturing RTK-positioned photogrammetry and high-resolution aerial stills and video, and processing in Autodesk ReCap Pro to build point clouds and terrain surfaces for use in Autodesk InfraWorks and civil design models. Example: farm drainage works for a private rural client (Craig Sullivan), drone photogrammetry with RTK-positioned automated flights processed in ReCap Pro to a terrain surface for the drainage design; referee details available on request.</w:t>
+              <w:t>Director, JCE. BEng (Hons), MIEAust (EA 11036201), NER application in progress. Civil Design Manager, Langtree Consulting Engineers, Townsville (2025 to 2026); Senior Engineer and Design Manager, SCP Consulting (2023 to 2025), including HMAS Cairns and RAAF Base Townsville; DATSIP subdivisions in Cape York; floodway rectification and a landfill leachate storage facility for Tablelands Regional Council (QLD). CV attached. Jayden has delivered drone photogrammetry on previous projects, planning automated flight paths in DroneDeploy, capturing RTK-positioned photogrammetry and high-resolution aerial stills and video, and processing in Autodesk ReCap Pro to build point clouds and terrain surfaces for use in Autodesk InfraWorks and civil design models. Example: farm drainage works for a private rural client (Craig Sullivan), drone photogrammetry with RTK-positioned automated flights processed in ReCap Pro to a terrain surface for the drainage design; referee details available on request.</w:t>
             </w:r>
           </w:p>
         </w:tc>
@@ -8539,7 +8683,7 @@
         <w:rPr>
           <w:i w:val="0"/>
         </w:rPr>
-        <w:t>JCE Infrastructure is a principal-led civil and hydraulic engineering consultancy based at Gunnedah NSW and working across NSW and Queensland. Jayden Callen was based in Townsville until 05/2026, managing engineering work that included remote Cape York communities and Defence works at HMAS Cairns, and has worked on the client side for a Far North Queensland council. Engineering opinions in the study are signed by RPEQs. JCE also delivers drone photogrammetry, and its related business Glide Inside produces 3D digital models and visualisation (Schedule E3). Value-Add proposals: grant-ready project summary and roadmap; staged costings so early works can be funded separately; master plan in GIS and CAD formats.</w:t>
+        <w:t>JCE Infrastructure is a principal-led civil and hydraulic engineering consultancy based at Gunnedah NSW and working across NSW and Queensland. Jayden Callen was based in Townsville until 05/2026, managing engineering work that included remote Cape York communities and Defence works at HMAS Cairns, has delivered floodway rectification and leachate storage facility engineering for Tablelands Regional Council, and has worked on the client side for a Far North Queensland council. Engineering opinions in the study are signed by RPEQs. JCE also delivers drone photogrammetry, and its related business Glide Inside produces 3D digital models and visualisation (Schedule E3). Value-Add proposals: grant-ready project summary and roadmap; staged costings so early works can be funded separately; master plan in GIS and CAD formats.</w:t>
       </w:r>
     </w:p>
     <w:p>

--- a/FP/VP527224/Final/03. 2026-092 Response Schedule (PART 6)_JCE_FILLED_RevG.docx
+++ b/FP/VP527224/Final/03. 2026-092 Response Schedule (PART 6)_JCE_FILLED_RevG.docx
@@ -4243,7 +4243,7 @@
               <w:rPr>
                 <w:sz w:val="17"/>
               </w:rPr>
-              <w:t>Flood levee inspection and certification, 6887 Oxley Highway, Gunnedah (JCE, 2026)</w:t>
+              <w:t>RAAF Base Townsville, Defence delivery project</w:t>
             </w:r>
           </w:p>
         </w:tc>
@@ -4260,7 +4260,7 @@
               <w:rPr>
                 <w:sz w:val="17"/>
               </w:rPr>
-              <w:t>Inspection, field testing and certification report for a development application</w:t>
+              <w:t>Engineering delivery for CPB Contractors (head contractor)</w:t>
             </w:r>
           </w:p>
         </w:tc>
@@ -4277,7 +4277,6 @@
               <w:rPr>
                 <w:sz w:val="17"/>
               </w:rPr>
-              <w:t>[TBC - Jayden]</w:t>
             </w:r>
           </w:p>
         </w:tc>
@@ -4294,7 +4293,7 @@
               <w:rPr>
                 <w:sz w:val="17"/>
               </w:rPr>
-              <w:t>[TBC - Jayden]</w:t>
+              <w:t>Maverick Partner, CPB Contractors; contact details available on request</w:t>
             </w:r>
           </w:p>
         </w:tc>
@@ -4643,7 +4642,7 @@
               <w:rPr>
                 <w:sz w:val="17"/>
               </w:rPr>
-              <w:t>Director, JCE. BEng (Hons), MIEAust (EA 11036201), NER application in progress. Civil Design Manager, Langtree Consulting Engineers, Townsville (2025 to 2026); Senior Engineer and Design Manager, SCP Consulting (2023 to 2025), including HMAS Cairns and RAAF Base Townsville; DATSIP subdivisions in Cape York; floodway rectification and a landfill leachate storage facility for Tablelands Regional Council (QLD). CV attached. Jayden has delivered drone photogrammetry on previous projects, planning automated flight paths in DroneDeploy, capturing RTK-positioned photogrammetry and high-resolution aerial stills and video, and processing in Autodesk ReCap Pro to build point clouds and terrain surfaces for use in Autodesk InfraWorks and civil design models. Example: farm drainage works for a private rural client (Craig Sullivan), drone photogrammetry with RTK-positioned automated flights processed in ReCap Pro to a terrain surface for the drainage design; referee details available on request.</w:t>
+              <w:t>Director, JCE. BEng (Hons), MIEAust (EA 11036201), NER application in progress. Civil Design Manager, Langtree Consulting Engineers, Townsville (2025 to 2026); Senior Engineer and Design Manager, SCP Consulting (2023 to 2025), including HMAS Cairns and RAAF Base Townsville; DATSIP subdivisions in Cape York; RAAF Base Townsville Defence delivery for CPB Contractors (referee Maverick Partner, CPB Contractors); floodway rectification and a landfill leachate storage facility for Tablelands Regional Council (QLD). CV attached. Jayden has delivered drone photogrammetry on previous projects, planning automated flight paths in DroneDeploy, capturing RTK-positioned photogrammetry and high-resolution aerial stills and video, and processing in Autodesk ReCap Pro to build point clouds and terrain surfaces for use in Autodesk InfraWorks and civil design models. Example: farm drainage works for a private rural client (Craig Sullivan), drone photogrammetry with RTK-positioned automated flights processed in ReCap Pro to a terrain surface for the drainage design; referee details available on request.</w:t>
             </w:r>
           </w:p>
         </w:tc>

--- a/FP/VP527224/Final/03. 2026-092 Response Schedule (PART 6)_JCE_FILLED_RevG.docx
+++ b/FP/VP527224/Final/03. 2026-092 Response Schedule (PART 6)_JCE_FILLED_RevG.docx
@@ -3690,7 +3690,7 @@
         <w:rPr>
           <w:i w:val="0"/>
         </w:rPr>
-        <w:t>Douglas Shire has a population of more than 12,000 and a tourism economy of about $574 million with more than 2,500 jobs, built on the Great Barrier Reef and the Daintree. The closure of the Mossman Mill, COVID-19 and Tropical Cyclone Jasper have shown the need to diversify the economy, and the State's Mossman Transition Plan funds this study. Council has already completed the Port Douglas Waterfront South Tourism and Marine Master Plan (2019) and has argued in its submission on the draft FNQ Regional Plan for a south dock industry precinct, while the draft plan maps Dickson Inlet as a regional biodiversity corridor. Jayden Callen was based in Townsville until 05/2026, managed civil design for remote Cape York communities, has delivered engineering for Tablelands Regional Council, and has worked on the client side for a Far North Queensland council.</w:t>
+        <w:t>Douglas Shire has a population of more than 12,000 and a tourism economy of about $574 million with more than 2,500 jobs, built on the Great Barrier Reef and the Daintree. The closure of the Mossman Mill, COVID-19 and Tropical Cyclone Jasper have shown the need to diversify the economy, and the State's Mossman Transition Plan funds this study. Council has already completed the Port Douglas Waterfront South Tourism and Marine Master Plan (2019) and has argued in its submission on the draft FNQ Regional Plan for a south dock industry precinct, while the draft plan maps Dickson Inlet as a regional biodiversity corridor. Jayden Callen was based in Townsville until 05/2026, managed civil design for remote Cape York communities, delivered engineering for Tablelands Regional Council while at Langtree Consulting Engineers, and has worked on the client side for a Far North Queensland council.</w:t>
       </w:r>
     </w:p>
     <w:p>
@@ -4005,150 +4005,6 @@
                 <w:sz w:val="17"/>
               </w:rPr>
               <w:t>Client Name and Contact Details</w:t>
-            </w:r>
-          </w:p>
-        </w:tc>
-      </w:tr>
-      <w:tr>
-        <w:trPr>
-          <w:cantSplit/>
-        </w:trPr>
-        <w:tc>
-          <w:tcPr>
-            <w:tcW w:type="dxa" w:w="2551"/>
-          </w:tcPr>
-          <w:p>
-            <w:pPr>
-              <w:keepNext/>
-            </w:pPr>
-            <w:r/>
-            <w:r>
-              <w:rPr>
-                <w:sz w:val="17"/>
-              </w:rPr>
-              <w:t>Floodway rectification, Tablelands Regional Council (QLD)</w:t>
-            </w:r>
-          </w:p>
-        </w:tc>
-        <w:tc>
-          <w:tcPr>
-            <w:tcW w:type="dxa" w:w="3402"/>
-          </w:tcPr>
-          <w:p>
-            <w:pPr>
-              <w:keepNext/>
-            </w:pPr>
-            <w:r/>
-            <w:r>
-              <w:rPr>
-                <w:sz w:val="17"/>
-              </w:rPr>
-              <w:t>Engineering for the rectification of a floodway on Council's road network</w:t>
-            </w:r>
-          </w:p>
-        </w:tc>
-        <w:tc>
-          <w:tcPr>
-            <w:tcW w:type="dxa" w:w="1247"/>
-          </w:tcPr>
-          <w:p>
-            <w:pPr>
-              <w:keepNext/>
-            </w:pPr>
-            <w:r/>
-            <w:r>
-              <w:rPr>
-                <w:sz w:val="17"/>
-              </w:rPr>
-            </w:r>
-          </w:p>
-        </w:tc>
-        <w:tc>
-          <w:tcPr>
-            <w:tcW w:type="dxa" w:w="2438"/>
-          </w:tcPr>
-          <w:p>
-            <w:pPr>
-              <w:keepNext/>
-            </w:pPr>
-            <w:r/>
-            <w:r>
-              <w:rPr>
-                <w:sz w:val="17"/>
-              </w:rPr>
-              <w:t>Darren Quilliam, Tablelands Regional Council; contact details available on request</w:t>
-            </w:r>
-          </w:p>
-        </w:tc>
-      </w:tr>
-      <w:tr>
-        <w:trPr>
-          <w:cantSplit/>
-        </w:trPr>
-        <w:tc>
-          <w:tcPr>
-            <w:tcW w:type="dxa" w:w="2551"/>
-          </w:tcPr>
-          <w:p>
-            <w:pPr>
-              <w:keepNext/>
-            </w:pPr>
-            <w:r/>
-            <w:r>
-              <w:rPr>
-                <w:sz w:val="17"/>
-              </w:rPr>
-              <w:t>Leachate storage facility, Tablelands Regional Council (QLD)</w:t>
-            </w:r>
-          </w:p>
-        </w:tc>
-        <w:tc>
-          <w:tcPr>
-            <w:tcW w:type="dxa" w:w="3402"/>
-          </w:tcPr>
-          <w:p>
-            <w:pPr>
-              <w:keepNext/>
-            </w:pPr>
-            <w:r/>
-            <w:r>
-              <w:rPr>
-                <w:sz w:val="17"/>
-              </w:rPr>
-              <w:t>Engineering for a landfill leachate storage facility</w:t>
-            </w:r>
-          </w:p>
-        </w:tc>
-        <w:tc>
-          <w:tcPr>
-            <w:tcW w:type="dxa" w:w="1247"/>
-          </w:tcPr>
-          <w:p>
-            <w:pPr>
-              <w:keepNext/>
-            </w:pPr>
-            <w:r/>
-            <w:r>
-              <w:rPr>
-                <w:sz w:val="17"/>
-              </w:rPr>
-            </w:r>
-          </w:p>
-        </w:tc>
-        <w:tc>
-          <w:tcPr>
-            <w:tcW w:type="dxa" w:w="2438"/>
-          </w:tcPr>
-          <w:p>
-            <w:pPr>
-              <w:keepNext/>
-            </w:pPr>
-            <w:r/>
-            <w:r>
-              <w:rPr>
-                <w:sz w:val="17"/>
-              </w:rPr>
-              <w:t>Darren Quilliam, Tablelands Regional Council; contact details available on request</w:t>
             </w:r>
           </w:p>
         </w:tc>
@@ -4642,7 +4498,7 @@
               <w:rPr>
                 <w:sz w:val="17"/>
               </w:rPr>
-              <w:t>Director, JCE. BEng (Hons), MIEAust (EA 11036201), NER application in progress. Civil Design Manager, Langtree Consulting Engineers, Townsville (2025 to 2026); Senior Engineer and Design Manager, SCP Consulting (2023 to 2025), including HMAS Cairns and RAAF Base Townsville; DATSIP subdivisions in Cape York; RAAF Base Townsville Defence delivery for CPB Contractors (referee Maverick Partner, CPB Contractors); floodway rectification and a landfill leachate storage facility for Tablelands Regional Council (QLD). CV attached. Jayden has delivered drone photogrammetry on previous projects, planning automated flight paths in DroneDeploy, capturing RTK-positioned photogrammetry and high-resolution aerial stills and video, and processing in Autodesk ReCap Pro to build point clouds and terrain surfaces for use in Autodesk InfraWorks and civil design models. Example: farm drainage works for a private rural client (Craig Sullivan), drone photogrammetry with RTK-positioned automated flights processed in ReCap Pro to a terrain surface for the drainage design; referee details available on request.</w:t>
+              <w:t>Director, JCE. BEng (Hons), MIEAust (EA 11036201), NER application in progress. Civil Design Manager, Langtree Consulting Engineers, Townsville (2025 to 2026); Senior Engineer and Design Manager, SCP Consulting (2023 to 2025), including HMAS Cairns and RAAF Base Townsville; DATSIP subdivisions in Cape York; RAAF Base Townsville Defence delivery for CPB Contractors (referee Maverick Partner, CPB Contractors); while at Langtree Consulting Engineers, floodway rectification and a landfill leachate storage facility for Tablelands Regional Council (QLD), referee Darren Quilliam, Tablelands Regional Council (contact details available on request). CV attached. Jayden has delivered drone photogrammetry on previous projects, planning automated flight paths in DroneDeploy, capturing RTK-positioned photogrammetry and high-resolution aerial stills and video, and processing in Autodesk ReCap Pro to build point clouds and terrain surfaces for use in Autodesk InfraWorks and civil design models. Example: farm drainage works for a private rural client (Craig Sullivan), drone photogrammetry with RTK-positioned automated flights processed in ReCap Pro to a terrain surface for the drainage design; referee details available on request.</w:t>
             </w:r>
           </w:p>
         </w:tc>
@@ -8682,7 +8538,7 @@
         <w:rPr>
           <w:i w:val="0"/>
         </w:rPr>
-        <w:t>JCE Infrastructure is a principal-led civil and hydraulic engineering consultancy based at Gunnedah NSW and working across NSW and Queensland. Jayden Callen was based in Townsville until 05/2026, managing engineering work that included remote Cape York communities and Defence works at HMAS Cairns, has delivered floodway rectification and leachate storage facility engineering for Tablelands Regional Council, and has worked on the client side for a Far North Queensland council. Engineering opinions in the study are signed by RPEQs. JCE also delivers drone photogrammetry, and its related business Glide Inside produces 3D digital models and visualisation (Schedule E3). Value-Add proposals: grant-ready project summary and roadmap; staged costings so early works can be funded separately; master plan in GIS and CAD formats.</w:t>
+        <w:t>JCE Infrastructure is a principal-led civil and hydraulic engineering consultancy based at Gunnedah NSW and working across NSW and Queensland. Jayden Callen was based in Townsville until 05/2026, managing engineering work that included remote Cape York communities and Defence works at HMAS Cairns, delivered floodway rectification and leachate storage facility engineering for Tablelands Regional Council while at Langtree Consulting Engineers, and has worked on the client side for a Far North Queensland council. Engineering opinions in the study are signed by RPEQs. JCE also delivers drone photogrammetry, and its related business Glide Inside produces 3D digital models and visualisation (Schedule E3). Value-Add proposals: grant-ready project summary and roadmap; staged costings so early works can be funded separately; master plan in GIS and CAD formats.</w:t>
       </w:r>
     </w:p>
     <w:p>

--- a/FP/VP527224/Final/03. 2026-092 Response Schedule (PART 6)_JCE_FILLED_RevG.docx
+++ b/FP/VP527224/Final/03. 2026-092 Response Schedule (PART 6)_JCE_FILLED_RevG.docx
@@ -4537,7 +4537,7 @@
               <w:rPr>
                 <w:sz w:val="17"/>
               </w:rPr>
-              <w:t>[TBC - Jayden]</w:t>
+              <w:t>Sunny Lotay</w:t>
             </w:r>
           </w:p>
         </w:tc>
@@ -4571,7 +4571,7 @@
               <w:rPr>
                 <w:sz w:val="17"/>
               </w:rPr>
-              <w:t>[TBC - Jayden]</w:t>
+              <w:t>Associate Principal Engineer (RPEQ, NER), Lotay Civil, engaged by JCE under a standing associate agreement as technical reviewer and certifying engineer on JCE commissions.</w:t>
             </w:r>
           </w:p>
         </w:tc>
@@ -4593,7 +4593,7 @@
               <w:rPr>
                 <w:sz w:val="17"/>
               </w:rPr>
-              <w:t>RPEQ supervision and sign-off of JCE engineering outputs</w:t>
+              <w:t>Independent technical review and RPEQ sign-off of JCE engineering outputs</w:t>
             </w:r>
           </w:p>
         </w:tc>
@@ -4610,7 +4610,7 @@
               <w:rPr>
                 <w:sz w:val="17"/>
               </w:rPr>
-              <w:t>Sunny Lotay (RPEQ, Lotay Civil)</w:t>
+              <w:t>Sunny Lotay (RPEQ, NER), Lotay Civil</w:t>
             </w:r>
           </w:p>
         </w:tc>
@@ -4627,7 +4627,7 @@
               <w:rPr>
                 <w:sz w:val="17"/>
               </w:rPr>
-              <w:t>Stages 4 to 6</w:t>
+              <w:t>Stages 1 to 7</w:t>
             </w:r>
           </w:p>
         </w:tc>
@@ -4644,7 +4644,7 @@
               <w:rPr>
                 <w:sz w:val="17"/>
               </w:rPr>
-              <w:t>RPEQ. Signs JCE engineering outputs for this commission. CV attached.</w:t>
+              <w:t>Standing associate agreement with JCE. Signs JCE engineering outputs for this commission. CV attached.</w:t>
             </w:r>
           </w:p>
         </w:tc>
@@ -5079,7 +5079,7 @@
               <w:rPr>
                 <w:sz w:val="17"/>
               </w:rPr>
-              <w:t>RPEQ supervision and sign-off of JCE engineering outputs</w:t>
+              <w:t>Independent technical review and RPEQ sign-off of JCE engineering outputs; backup project lead</w:t>
             </w:r>
           </w:p>
         </w:tc>
@@ -5096,7 +5096,7 @@
               <w:rPr>
                 <w:sz w:val="17"/>
               </w:rPr>
-              <w:t>Lotay Civil (Sunny Lotay)</w:t>
+              <w:t>Lotay Civil (Sunny Lotay), standing associate of JCE; address [TBC - Jayden]</w:t>
             </w:r>
           </w:p>
         </w:tc>
@@ -5113,7 +5113,7 @@
               <w:rPr>
                 <w:sz w:val="17"/>
               </w:rPr>
-              <w:t>RPEQ</w:t>
+              <w:t>RPEQ, NER</w:t>
             </w:r>
           </w:p>
         </w:tc>

--- a/FP/VP527224/Final/03. 2026-092 Response Schedule (PART 6)_JCE_FILLED_RevG.docx
+++ b/FP/VP527224/Final/03. 2026-092 Response Schedule (PART 6)_JCE_FILLED_RevG.docx
@@ -3690,7 +3690,7 @@
         <w:rPr>
           <w:i w:val="0"/>
         </w:rPr>
-        <w:t>Douglas Shire has a population of more than 12,000 and a tourism economy of about $574 million with more than 2,500 jobs, built on the Great Barrier Reef and the Daintree. The closure of the Mossman Mill, COVID-19 and Tropical Cyclone Jasper have shown the need to diversify the economy, and the State's Mossman Transition Plan funds this study. Council has already completed the Port Douglas Waterfront South Tourism and Marine Master Plan (2019) and has argued in its submission on the draft FNQ Regional Plan for a south dock industry precinct, while the draft plan maps Dickson Inlet as a regional biodiversity corridor. Jayden Callen was based in Townsville until 05/2026, managed civil design for remote Cape York communities, delivered engineering for Tablelands Regional Council while at Langtree Consulting Engineers, and has worked on the client side for a Far North Queensland council.</w:t>
+        <w:t xml:space="preserve">Douglas Shire has a population of more than 12,000 and a tourism economy of about $574 million with more than 2,500 jobs, built on the Great Barrier Reef and the Daintree. The closure of the Mossman Mill, COVID-19 and Tropical Cyclone Jasper have shown the need to diversify the economy, and the State's Mossman Transition Plan funds this study. Council has already completed the Port Douglas Waterfront South Tourism and Marine Master Plan (2019) and has argued in its submission on the draft FNQ Regional Plan for a south dock industry precinct, while the draft plan maps Dickson Inlet as a regional biodiversity corridor. Jayden Callen was based in Townsville until 05/2026, managed civil design for remote Cape York communities, delivered engineering for Tablelands Regional Council while at Langtree Consulting, and has worked on the client side for a Far North Queensland council.</w:t>
       </w:r>
     </w:p>
     <w:p>
@@ -4149,7 +4149,7 @@
               <w:rPr>
                 <w:sz w:val="17"/>
               </w:rPr>
-              <w:t>Maverick Partner, CPB Contractors; contact details available on request</w:t>
+              <w:t xml:space="preserve">Maverick Parker, CPB Contractors; contact details available on request</w:t>
             </w:r>
           </w:p>
         </w:tc>
@@ -4498,7 +4498,7 @@
               <w:rPr>
                 <w:sz w:val="17"/>
               </w:rPr>
-              <w:t>Director, JCE. BEng (Hons), MIEAust (EA 11036201), NER application in progress. Civil Design Manager, Langtree Consulting Engineers, Townsville (2025 to 2026); Senior Engineer and Design Manager, SCP Consulting (2023 to 2025), including HMAS Cairns and RAAF Base Townsville; DATSIP subdivisions in Cape York; RAAF Base Townsville Defence delivery for CPB Contractors (referee Maverick Partner, CPB Contractors); while at Langtree Consulting Engineers, floodway rectification and a landfill leachate storage facility for Tablelands Regional Council (QLD), referee Darren Quilliam, Tablelands Regional Council (contact details available on request). CV attached. Jayden has delivered drone photogrammetry on previous projects, planning automated flight paths in DroneDeploy, capturing RTK-positioned photogrammetry and high-resolution aerial stills and video, and processing in Autodesk ReCap Pro to build point clouds and terrain surfaces for use in Autodesk InfraWorks and civil design models. Example: farm drainage works for a private rural client (Craig Sullivan), drone photogrammetry with RTK-positioned automated flights processed in ReCap Pro to a terrain surface for the drainage design; referee details available on request.</w:t>
+              <w:t xml:space="preserve">Director, JCE. BEng (Hons), MIEAust (EA 11036201), NER application in progress. Civil Design Manager, Langtree Consulting, Townsville (2025 to 2026); Senior Engineer and Design Manager, SCP Consulting (2023 to 2025), including HMAS Cairns and RAAF Base Townsville; DATSIP subdivisions in Cape York; RAAF Base Townsville Defence delivery for CPB Contractors (referee Maverick Parker, CPB Contractors); while at Langtree Consulting, floodway rectification and the Ravenshoe leachate storage facility design modification (2025) for Tablelands Regional Council (QLD), referee Darren Quilliam, Tablelands Regional Council (contact details available on request). CV attached. Jayden has delivered drone photogrammetry on previous projects, planning automated flight paths in DroneDeploy, capturing RTK-positioned photogrammetry and high-resolution aerial stills and video, and processing in Autodesk ReCap Pro to build point clouds and terrain surfaces for use in Autodesk InfraWorks and civil design models. Example: farm drainage works for a private rural client (Craig Sullivan), drone photogrammetry with RTK-positioned automated flights processed in ReCap Pro to a terrain surface for the drainage design; referee details available on request.</w:t>
             </w:r>
           </w:p>
         </w:tc>
@@ -8538,7 +8538,7 @@
         <w:rPr>
           <w:i w:val="0"/>
         </w:rPr>
-        <w:t>JCE Infrastructure is a principal-led civil and hydraulic engineering consultancy based at Gunnedah NSW and working across NSW and Queensland. Jayden Callen was based in Townsville until 05/2026, managing engineering work that included remote Cape York communities and Defence works at HMAS Cairns, delivered floodway rectification and leachate storage facility engineering for Tablelands Regional Council while at Langtree Consulting Engineers, and has worked on the client side for a Far North Queensland council. Engineering opinions in the study are signed by RPEQs. JCE also delivers drone photogrammetry, and its related business Glide Inside produces 3D digital models and visualisation (Schedule E3). Value-Add proposals: grant-ready project summary and roadmap; staged costings so early works can be funded separately; master plan in GIS and CAD formats.</w:t>
+        <w:t xml:space="preserve">JCE Infrastructure is a principal-led civil and hydraulic engineering consultancy based at Gunnedah NSW and working across NSW and Queensland. Jayden Callen was based in Townsville until 05/2026, managing engineering work that included remote Cape York communities and Defence works at HMAS Cairns, delivered floodway rectification and the Ravenshoe leachate storage facility design modification (2025) for Tablelands Regional Council while at Langtree Consulting, and has worked on the client side for a Far North Queensland council. Engineering opinions in the study are signed by RPEQs. JCE also delivers drone photogrammetry, and its related business Glide Inside produces 3D digital models and visualisation (Schedule E3). Value-Add proposals: grant-ready project summary and roadmap; staged costings so early works can be funded separately; master plan in GIS and CAD formats.</w:t>
       </w:r>
     </w:p>
     <w:p>
